--- a/Visualization/Reported/TS01573_LAB6_BaoCao.docx
+++ b/Visualization/Reported/TS01573_LAB6_BaoCao.docx
@@ -1104,6 +1104,44 @@
       <w:pPr>
         <w:spacing w:after="160"/>
       </w:pPr>
+      <w:r>
+        <w:lastRenderedPageBreak/>
+        <w:drawing>
+          <wp:inline distT="0" distB="0" distL="0" distR="0" wp14:anchorId="01C4C392" wp14:editId="01FAA741">
+            <wp:extent cx="5731510" cy="2858135"/>
+            <wp:effectExtent l="0" t="0" r="2540" b="0"/>
+            <wp:docPr id="2076521366" name="Picture 1"/>
+            <wp:cNvGraphicFramePr>
+              <a:graphicFrameLocks xmlns:a="http://schemas.openxmlformats.org/drawingml/2006/main" noChangeAspect="1"/>
+            </wp:cNvGraphicFramePr>
+            <a:graphic xmlns:a="http://schemas.openxmlformats.org/drawingml/2006/main">
+              <a:graphicData uri="http://schemas.openxmlformats.org/drawingml/2006/picture">
+                <pic:pic xmlns:pic="http://schemas.openxmlformats.org/drawingml/2006/picture">
+                  <pic:nvPicPr>
+                    <pic:cNvPr id="2076521366" name=""/>
+                    <pic:cNvPicPr/>
+                  </pic:nvPicPr>
+                  <pic:blipFill>
+                    <a:blip r:embed="rId5"/>
+                    <a:stretch>
+                      <a:fillRect/>
+                    </a:stretch>
+                  </pic:blipFill>
+                  <pic:spPr>
+                    <a:xfrm>
+                      <a:off x="0" y="0"/>
+                      <a:ext cx="5731510" cy="2858135"/>
+                    </a:xfrm>
+                    <a:prstGeom prst="rect">
+                      <a:avLst/>
+                    </a:prstGeom>
+                  </pic:spPr>
+                </pic:pic>
+              </a:graphicData>
+            </a:graphic>
+          </wp:inline>
+        </w:drawing>
+      </w:r>
     </w:p>
     <w:p>
       <w:pPr>
@@ -1118,7 +1156,6 @@
         <w:spacing w:after="120"/>
       </w:pPr>
       <w:r>
-        <w:lastRenderedPageBreak/>
         <w:t>Phân loại nhà thành 3 nhóm tuổi: New (0–20 năm), Middle (20–40 năm), Old (40–60 năm), sau đó vẽ histogram chồng để so sánh phân bố giá theo từng nhóm.</w:t>
       </w:r>
     </w:p>
@@ -1299,6 +1336,43 @@
       <w:pPr>
         <w:spacing w:after="160"/>
       </w:pPr>
+      <w:r>
+        <w:drawing>
+          <wp:inline distT="0" distB="0" distL="0" distR="0" wp14:anchorId="7C2B5E3C" wp14:editId="06097A1D">
+            <wp:extent cx="5731510" cy="2831465"/>
+            <wp:effectExtent l="0" t="0" r="2540" b="6985"/>
+            <wp:docPr id="1272148205" name="Picture 1"/>
+            <wp:cNvGraphicFramePr>
+              <a:graphicFrameLocks xmlns:a="http://schemas.openxmlformats.org/drawingml/2006/main" noChangeAspect="1"/>
+            </wp:cNvGraphicFramePr>
+            <a:graphic xmlns:a="http://schemas.openxmlformats.org/drawingml/2006/main">
+              <a:graphicData uri="http://schemas.openxmlformats.org/drawingml/2006/picture">
+                <pic:pic xmlns:pic="http://schemas.openxmlformats.org/drawingml/2006/picture">
+                  <pic:nvPicPr>
+                    <pic:cNvPr id="1272148205" name=""/>
+                    <pic:cNvPicPr/>
+                  </pic:nvPicPr>
+                  <pic:blipFill>
+                    <a:blip r:embed="rId6"/>
+                    <a:stretch>
+                      <a:fillRect/>
+                    </a:stretch>
+                  </pic:blipFill>
+                  <pic:spPr>
+                    <a:xfrm>
+                      <a:off x="0" y="0"/>
+                      <a:ext cx="5731510" cy="2831465"/>
+                    </a:xfrm>
+                    <a:prstGeom prst="rect">
+                      <a:avLst/>
+                    </a:prstGeom>
+                  </pic:spPr>
+                </pic:pic>
+              </a:graphicData>
+            </a:graphic>
+          </wp:inline>
+        </w:drawing>
+      </w:r>
     </w:p>
     <w:p>
       <w:pPr>
@@ -1313,6 +1387,7 @@
         <w:spacing w:after="120"/>
       </w:pPr>
       <w:r>
+        <w:lastRenderedPageBreak/>
         <w:t>Tính giá nhà trung bình theo từng mức tuổi nhà, rồi thể hiện qua cả biểu đồ cột (bar) và biểu đồ đường (line). Xu hướng cho thấy giá nhà không tỉ lệ thuận hoàn toàn với tuổi nhà – các căn nhà có tuổi trung bình thường có giá cao hơn nhà mới xây ở một số vùng vì nằm ở vị trí đắc địa.</w:t>
       </w:r>
     </w:p>
@@ -1647,7 +1722,7 @@
                     </pic:cNvPicPr>
                   </pic:nvPicPr>
                   <pic:blipFill>
-                    <a:blip r:embed="rId5"/>
+                    <a:blip r:embed="rId7"/>
                     <a:srcRect/>
                     <a:stretch>
                       <a:fillRect/>
@@ -1969,7 +2044,7 @@
                     </pic:cNvPicPr>
                   </pic:nvPicPr>
                   <pic:blipFill>
-                    <a:blip r:embed="rId6"/>
+                    <a:blip r:embed="rId8"/>
                     <a:srcRect/>
                     <a:stretch>
                       <a:fillRect/>
@@ -2223,7 +2298,7 @@
                     </pic:cNvPicPr>
                   </pic:nvPicPr>
                   <pic:blipFill>
-                    <a:blip r:embed="rId7"/>
+                    <a:blip r:embed="rId9"/>
                     <a:srcRect/>
                     <a:stretch>
                       <a:fillRect/>
